--- a/Document_Outlines/Input data - systems/Project Manager - What to look for at each gate deliverable.docx
+++ b/Document_Outlines/Input data - systems/Project Manager - What to look for at each gate deliverable.docx
@@ -1556,6 +1556,35 @@
           <w:p>
             <w:r>
               <w:t>Formal written approval.</w:t>
+            </w:r>
+          </w:p>
+        </w:tc>
+      </w:tr>
+      <w:tr>
+        <w:trPr>
+          <w:tblCellSpacing w:w="15" w:type="dxa"/>
+        </w:trPr>
+        <w:tc>
+          <w:tcPr>
+            <w:tcW w:w="0" w:type="auto"/>
+            <w:vAlign w:val="center"/>
+            <w:hideMark/>
+          </w:tcPr>
+          <w:p>
+            <w:r>
+              <w:t>DSEAR risk assessment (fuel supply / combustion)</w:t>
+            </w:r>
+          </w:p>
+        </w:tc>
+        <w:tc>
+          <w:tcPr>
+            <w:tcW w:w="0" w:type="auto"/>
+            <w:vAlign w:val="center"/>
+            <w:hideMark/>
+          </w:tcPr>
+          <w:p>
+            <w:r>
+              <w:t>Confirm a genuine DSEAR risk assessment exists for the boiler fuel supply, not just a generic COSHH line.</w:t>
             </w:r>
           </w:p>
         </w:tc>
@@ -2038,6 +2067,35 @@
           <w:p>
             <w:r>
               <w:t>Safe isolation and strip-out evidence.</w:t>
+            </w:r>
+          </w:p>
+        </w:tc>
+      </w:tr>
+      <w:tr>
+        <w:trPr>
+          <w:tblCellSpacing w:w="15" w:type="dxa"/>
+        </w:trPr>
+        <w:tc>
+          <w:tcPr>
+            <w:tcW w:w="0" w:type="auto"/>
+            <w:vAlign w:val="center"/>
+            <w:hideMark/>
+          </w:tcPr>
+          <w:p>
+            <w:r>
+              <w:t>Evidence of current PVG Scheme membership for contractor personnel</w:t>
+            </w:r>
+          </w:p>
+        </w:tc>
+        <w:tc>
+          <w:tcPr>
+            <w:tcW w:w="0" w:type="auto"/>
+            <w:vAlign w:val="center"/>
+            <w:hideMark/>
+          </w:tcPr>
+          <w:p>
+            <w:r>
+              <w:t>Confirm named operatives attending site hold current PVG Scheme membership, not just trade qualifications.</w:t>
             </w:r>
           </w:p>
         </w:tc>
